--- a/testakten/robotikrecht-roboterflotte-vellbruck-muenchen/26_data_act_roboterdaten.docx
+++ b/testakten/robotikrecht-roboterflotte-vellbruck-muenchen/26_data_act_roboterdaten.docx
@@ -37,7 +37,7 @@
         <w:jc w:val="left"/>
       </w:pPr>
       <w:r>
-        <w:t>Dieses Aktenstück betrifft Nutzerzugang, B2B, Geheimnisse. Es ist nicht abschließend freigegeben. Die technische Seite spricht in Versionen, Tickets und Parametern; die rechtliche Seite muss daraus Rollen, Zweckbestimmung, Pflichtenkreis und Beweisrisiko bilden.</w:t>
+        <w:t>Dieser Vermerk prüft die Datenzugangsansprüche des Betreibers auf die bei der Nutzung der Flotte erzeugten Daten. Er grenzt Herausgabepflichten von Geschäftsgeheimnissen ab.</w:t>
       </w:r>
     </w:p>
     <w:p>
@@ -56,13 +56,7 @@
         <w:pStyle w:val="ListBullet"/>
       </w:pPr>
       <w:r>
-        <w:rPr>
-          <w:b/>
-        </w:rPr>
-        <w:t>Nutzerzugang:</w:t>
-      </w:r>
-      <w:r>
-        <w:t xml:space="preserve"> Die Akte enthält hierzu widersprüchliche Hinweise. Für die rechtliche Bewertung muss geklärt werden, ob die Aussage aus Vertrag, Anleitung, Produktakte, Marketing, Logdaten oder nachträglicher Krisenkommunikation stammt.</w:t>
+        <w:t>Nutzerzugang: Als Nutzerin des vernetzten Produkts hat die Betreiberin Anspruch auf die bei der Nutzung erzeugten Daten in einem gängigen Format.</w:t>
       </w:r>
     </w:p>
     <w:p>
@@ -70,13 +64,7 @@
         <w:pStyle w:val="ListBullet"/>
       </w:pPr>
       <w:r>
-        <w:rPr>
-          <w:b/>
-        </w:rPr>
-        <w:t>B2B:</w:t>
-      </w:r>
-      <w:r>
-        <w:t xml:space="preserve"> Die Akte enthält hierzu widersprüchliche Hinweise. Für die rechtliche Bewertung muss geklärt werden, ob die Aussage aus Vertrag, Anleitung, Produktakte, Marketing, Logdaten oder nachträglicher Krisenkommunikation stammt.</w:t>
+        <w:t>B2B: Vertragsklauseln, die den Datenzugang ausschließen, sind an den Grenzen für einseitig auferlegte Klauseln zu messen; der Betreibervertrag enthält keine ausdrückliche Regelung.</w:t>
       </w:r>
     </w:p>
     <w:p>
@@ -84,13 +72,7 @@
         <w:pStyle w:val="ListBullet"/>
       </w:pPr>
       <w:r>
-        <w:rPr>
-          <w:b/>
-        </w:rPr>
-        <w:t>Geheimnisse:</w:t>
-      </w:r>
-      <w:r>
-        <w:t xml:space="preserve"> Die Akte enthält hierzu widersprüchliche Hinweise. Für die rechtliche Bewertung muss geklärt werden, ob die Aussage aus Vertrag, Anleitung, Produktakte, Marketing, Logdaten oder nachträglicher Krisenkommunikation stammt.</w:t>
+        <w:t>Geheimnisse: Modellparameter und Sicherheitskonfigurationen sind vom Zugangsanspruch nicht erfasst, soweit ihr Schutz dargelegt wird.</w:t>
       </w:r>
     </w:p>
     <w:p>
@@ -109,7 +91,7 @@
         <w:jc w:val="left"/>
       </w:pPr>
       <w:r>
-        <w:t>Die Unterlage ist bewusst nicht glatt: Vertrieb, Technik, Datenschutz, Qualitätssicherung und Geschäftsführung verwenden nicht immer dieselben Produktnamen. Gerade daraus entsteht das juristische Problem, weil Zweckbestimmung, tatsächliche Nutzung, Werbeaussage und Updatepraxis auseinanderlaufen.</w:t>
+        <w:t>Der Betreiber hat am 02.06.2026 Zugang zu sämtlichen Event- und Telemetriedaten seiner Flotte verlangt, erkennbar zur eigenen Entlastung im Unfallkomplex.</w:t>
       </w:r>
     </w:p>
     <w:p>
@@ -117,23 +99,7 @@
         <w:jc w:val="left"/>
       </w:pPr>
       <w:r>
-        <w:t>Für die rechtliche Bewertung müssen die technischen Annahmen jeweils mit der Produktakte abgeglichen werden. Eine Risikobeurteilung, die nur den Laborzustand beschreibt, trägt den Pilotbetrieb im Lager oder im Pflegezimmer nicht automatisch.</w:t>
-      </w:r>
-    </w:p>
-    <w:p>
-      <w:pPr>
-        <w:jc w:val="left"/>
-      </w:pPr>
-      <w:r>
-        <w:t>Die Akte enthält mehrere Spuren, die sich gegenseitig widersprechen: Der Betreiber spricht von einem autonomen Flottensystem, die CE-Unterlage von einem assistierten Transportmittel, die Marketingfolien von lernender Umgebungserkennung und die Bedienungsanleitung von festen Sicherheitszonen.</w:t>
-      </w:r>
-    </w:p>
-    <w:p>
-      <w:pPr>
-        <w:jc w:val="left"/>
-      </w:pPr>
-      <w:r>
-        <w:t>Die Kanzlei soll keine finale technische Konformität bescheinigen, sondern entscheiden, welche Unterlagen fehlen, welche Sofortmaßnahmen nötig sind und welche Aussagen gegenüber Behörde, Kunden, Versicherer und Betroffenen vertretbar sind.</w:t>
+        <w:t>Die Rohdaten enthalten neben Nutzungsdaten auch Konfigurationsalgorithmen und Modellparameter, die Vellbruck als Geschäftsgeheimnis behandelt.</w:t>
       </w:r>
     </w:p>
     <w:p>
@@ -152,10 +118,7 @@
         <w:pStyle w:val="Heading3"/>
       </w:pPr>
       <w:r>
-        <w:rPr>
-          <w:rFonts w:ascii="Times New Roman" w:hAnsi="Times New Roman"/>
-        </w:rPr>
-        <w:t>Punkt 1</w:t>
+        <w:t>Nutzerzugang</w:t>
       </w:r>
     </w:p>
     <w:p>
@@ -163,7 +126,15 @@
         <w:jc w:val="left"/>
       </w:pPr>
       <w:r>
-        <w:t>Im Gespräch mit Leonie Rottkamp, Bertram Kiendl und Jasper Rodenwald wurde deutlich, dass die Produktlinie nicht mit einer einzigen rechtlichen Schublade erfasst werden kann. Die Vellbruck Robotics GmbH liefert Hardware, Steuerungssoftware, Cloudfunktionen, Wartung und gelegentlich eine kundenspezifische Parametrisierung. Beim Betreiber Münchner Feinlogistik GmbH wurden Schutzfelder verändert, ohne dass klar ist, ob dies vom Admin-Panel gedeckt oder nur technisch möglich war. Der Pflegepilot im St.-Ludgerus-Klinikum München-Sendling verschärft die Lage, weil dort Sensorik, vulnerable Personen und medizinische Nähe zusammentreffen.</w:t>
+        <w:t>Herausgegeben werden Eventlogs und Telemetrie der eigenen Flotte einschließlich des 27.05.2026; die Herausgabe wird protokolliert und mit identischem Datensatz an die eigene Forensik gespiegelt.</w:t>
+      </w:r>
+    </w:p>
+    <w:p>
+      <w:pPr>
+        <w:pStyle w:val="Heading3"/>
+      </w:pPr>
+      <w:r>
+        <w:t>B2B</w:t>
       </w:r>
     </w:p>
     <w:p>
@@ -171,7 +142,7 @@
         <w:jc w:val="left"/>
       </w:pPr>
       <w:r>
-        <w:t>Für die anwaltliche Bearbeitung sollte zu diesem Punkt eine Belegspur angelegt werden: Dokument, Version, Datum, Verfasser, technische Quelle, rechtliche Relevanz und offene Rückfrage. Besonders gefährlich sind Formulierungen wie „selbstlernend“, „voll autonom“, „MDR-ready“, „sicher ohne Schutzzaun“ oder „keine personenbezogenen Daten“, wenn die technische Dokumentation das nicht trägt.</w:t>
+        <w:t>Für die Vertragsrevision wird ein Datenzugangsanhang entworfen: Formate, Fristen, Kostenregelung und Geheimnisschutz in einem Dokument.</w:t>
       </w:r>
     </w:p>
     <w:p>
@@ -179,10 +150,7 @@
         <w:pStyle w:val="Heading3"/>
       </w:pPr>
       <w:r>
-        <w:rPr>
-          <w:rFonts w:ascii="Times New Roman" w:hAnsi="Times New Roman"/>
-        </w:rPr>
-        <w:t>Punkt 2</w:t>
+        <w:t>Geheimnisse</w:t>
       </w:r>
     </w:p>
     <w:p>
@@ -190,150 +158,7 @@
         <w:jc w:val="left"/>
       </w:pPr>
       <w:r>
-        <w:t>Im Gespräch mit Leonie Rottkamp, Bertram Kiendl und Jasper Rodenwald wurde deutlich, dass die Produktlinie nicht mit einer einzigen rechtlichen Schublade erfasst werden kann. Die Vellbruck Robotics GmbH liefert Hardware, Steuerungssoftware, Cloudfunktionen, Wartung und gelegentlich eine kundenspezifische Parametrisierung. Beim Betreiber Münchner Feinlogistik GmbH wurden Schutzfelder verändert, ohne dass klar ist, ob dies vom Admin-Panel gedeckt oder nur technisch möglich war. Der Pflegepilot im St.-Ludgerus-Klinikum München-Sendling verschärft die Lage, weil dort Sensorik, vulnerable Personen und medizinische Nähe zusammentreffen.</w:t>
-      </w:r>
-    </w:p>
-    <w:p>
-      <w:pPr>
-        <w:jc w:val="left"/>
-      </w:pPr>
-      <w:r>
-        <w:t>Für die anwaltliche Bearbeitung sollte zu diesem Punkt eine Belegspur angelegt werden: Dokument, Version, Datum, Verfasser, technische Quelle, rechtliche Relevanz und offene Rückfrage. Besonders gefährlich sind Formulierungen wie „selbstlernend“, „voll autonom“, „MDR-ready“, „sicher ohne Schutzzaun“ oder „keine personenbezogenen Daten“, wenn die technische Dokumentation das nicht trägt.</w:t>
-      </w:r>
-    </w:p>
-    <w:p>
-      <w:pPr>
-        <w:pStyle w:val="Heading3"/>
-      </w:pPr>
-      <w:r>
-        <w:rPr>
-          <w:rFonts w:ascii="Times New Roman" w:hAnsi="Times New Roman"/>
-        </w:rPr>
-        <w:t>Punkt 3</w:t>
-      </w:r>
-    </w:p>
-    <w:p>
-      <w:pPr>
-        <w:jc w:val="left"/>
-      </w:pPr>
-      <w:r>
-        <w:t>Im Gespräch mit Leonie Rottkamp, Bertram Kiendl und Jasper Rodenwald wurde deutlich, dass die Produktlinie nicht mit einer einzigen rechtlichen Schublade erfasst werden kann. Die Vellbruck Robotics GmbH liefert Hardware, Steuerungssoftware, Cloudfunktionen, Wartung und gelegentlich eine kundenspezifische Parametrisierung. Beim Betreiber Münchner Feinlogistik GmbH wurden Schutzfelder verändert, ohne dass klar ist, ob dies vom Admin-Panel gedeckt oder nur technisch möglich war. Der Pflegepilot im St.-Ludgerus-Klinikum München-Sendling verschärft die Lage, weil dort Sensorik, vulnerable Personen und medizinische Nähe zusammentreffen.</w:t>
-      </w:r>
-    </w:p>
-    <w:p>
-      <w:pPr>
-        <w:jc w:val="left"/>
-      </w:pPr>
-      <w:r>
-        <w:t>Für die anwaltliche Bearbeitung sollte zu diesem Punkt eine Belegspur angelegt werden: Dokument, Version, Datum, Verfasser, technische Quelle, rechtliche Relevanz und offene Rückfrage. Besonders gefährlich sind Formulierungen wie „selbstlernend“, „voll autonom“, „MDR-ready“, „sicher ohne Schutzzaun“ oder „keine personenbezogenen Daten“, wenn die technische Dokumentation das nicht trägt.</w:t>
-      </w:r>
-    </w:p>
-    <w:p>
-      <w:pPr>
-        <w:pStyle w:val="Heading3"/>
-      </w:pPr>
-      <w:r>
-        <w:rPr>
-          <w:rFonts w:ascii="Times New Roman" w:hAnsi="Times New Roman"/>
-        </w:rPr>
-        <w:t>Punkt 4</w:t>
-      </w:r>
-    </w:p>
-    <w:p>
-      <w:pPr>
-        <w:jc w:val="left"/>
-      </w:pPr>
-      <w:r>
-        <w:t>Im Gespräch mit Leonie Rottkamp, Bertram Kiendl und Jasper Rodenwald wurde deutlich, dass die Produktlinie nicht mit einer einzigen rechtlichen Schublade erfasst werden kann. Die Vellbruck Robotics GmbH liefert Hardware, Steuerungssoftware, Cloudfunktionen, Wartung und gelegentlich eine kundenspezifische Parametrisierung. Beim Betreiber Münchner Feinlogistik GmbH wurden Schutzfelder verändert, ohne dass klar ist, ob dies vom Admin-Panel gedeckt oder nur technisch möglich war. Der Pflegepilot im St.-Ludgerus-Klinikum München-Sendling verschärft die Lage, weil dort Sensorik, vulnerable Personen und medizinische Nähe zusammentreffen.</w:t>
-      </w:r>
-    </w:p>
-    <w:p>
-      <w:pPr>
-        <w:jc w:val="left"/>
-      </w:pPr>
-      <w:r>
-        <w:t>Für die anwaltliche Bearbeitung sollte zu diesem Punkt eine Belegspur angelegt werden: Dokument, Version, Datum, Verfasser, technische Quelle, rechtliche Relevanz und offene Rückfrage. Besonders gefährlich sind Formulierungen wie „selbstlernend“, „voll autonom“, „MDR-ready“, „sicher ohne Schutzzaun“ oder „keine personenbezogenen Daten“, wenn die technische Dokumentation das nicht trägt.</w:t>
-      </w:r>
-    </w:p>
-    <w:p>
-      <w:pPr>
-        <w:pStyle w:val="Heading3"/>
-      </w:pPr>
-      <w:r>
-        <w:rPr>
-          <w:rFonts w:ascii="Times New Roman" w:hAnsi="Times New Roman"/>
-        </w:rPr>
-        <w:t>Punkt 5</w:t>
-      </w:r>
-    </w:p>
-    <w:p>
-      <w:pPr>
-        <w:jc w:val="left"/>
-      </w:pPr>
-      <w:r>
-        <w:t>Im Gespräch mit Leonie Rottkamp, Bertram Kiendl und Jasper Rodenwald wurde deutlich, dass die Produktlinie nicht mit einer einzigen rechtlichen Schublade erfasst werden kann. Die Vellbruck Robotics GmbH liefert Hardware, Steuerungssoftware, Cloudfunktionen, Wartung und gelegentlich eine kundenspezifische Parametrisierung. Beim Betreiber Münchner Feinlogistik GmbH wurden Schutzfelder verändert, ohne dass klar ist, ob dies vom Admin-Panel gedeckt oder nur technisch möglich war. Der Pflegepilot im St.-Ludgerus-Klinikum München-Sendling verschärft die Lage, weil dort Sensorik, vulnerable Personen und medizinische Nähe zusammentreffen.</w:t>
-      </w:r>
-    </w:p>
-    <w:p>
-      <w:pPr>
-        <w:jc w:val="left"/>
-      </w:pPr>
-      <w:r>
-        <w:t>Für die anwaltliche Bearbeitung sollte zu diesem Punkt eine Belegspur angelegt werden: Dokument, Version, Datum, Verfasser, technische Quelle, rechtliche Relevanz und offene Rückfrage. Besonders gefährlich sind Formulierungen wie „selbstlernend“, „voll autonom“, „MDR-ready“, „sicher ohne Schutzzaun“ oder „keine personenbezogenen Daten“, wenn die technische Dokumentation das nicht trägt.</w:t>
-      </w:r>
-    </w:p>
-    <w:p>
-      <w:pPr>
-        <w:pStyle w:val="Heading3"/>
-      </w:pPr>
-      <w:r>
-        <w:rPr>
-          <w:rFonts w:ascii="Times New Roman" w:hAnsi="Times New Roman"/>
-        </w:rPr>
-        <w:t>Punkt 6</w:t>
-      </w:r>
-    </w:p>
-    <w:p>
-      <w:pPr>
-        <w:jc w:val="left"/>
-      </w:pPr>
-      <w:r>
-        <w:t>Im Gespräch mit Leonie Rottkamp, Bertram Kiendl und Jasper Rodenwald wurde deutlich, dass die Produktlinie nicht mit einer einzigen rechtlichen Schublade erfasst werden kann. Die Vellbruck Robotics GmbH liefert Hardware, Steuerungssoftware, Cloudfunktionen, Wartung und gelegentlich eine kundenspezifische Parametrisierung. Beim Betreiber Münchner Feinlogistik GmbH wurden Schutzfelder verändert, ohne dass klar ist, ob dies vom Admin-Panel gedeckt oder nur technisch möglich war. Der Pflegepilot im St.-Ludgerus-Klinikum München-Sendling verschärft die Lage, weil dort Sensorik, vulnerable Personen und medizinische Nähe zusammentreffen.</w:t>
-      </w:r>
-    </w:p>
-    <w:p>
-      <w:pPr>
-        <w:jc w:val="left"/>
-      </w:pPr>
-      <w:r>
-        <w:t>Für die anwaltliche Bearbeitung sollte zu diesem Punkt eine Belegspur angelegt werden: Dokument, Version, Datum, Verfasser, technische Quelle, rechtliche Relevanz und offene Rückfrage. Besonders gefährlich sind Formulierungen wie „selbstlernend“, „voll autonom“, „MDR-ready“, „sicher ohne Schutzzaun“ oder „keine personenbezogenen Daten“, wenn die technische Dokumentation das nicht trägt.</w:t>
-      </w:r>
-    </w:p>
-    <w:p>
-      <w:pPr>
-        <w:pStyle w:val="Heading3"/>
-      </w:pPr>
-      <w:r>
-        <w:rPr>
-          <w:rFonts w:ascii="Times New Roman" w:hAnsi="Times New Roman"/>
-        </w:rPr>
-        <w:t>Punkt 7</w:t>
-      </w:r>
-    </w:p>
-    <w:p>
-      <w:pPr>
-        <w:jc w:val="left"/>
-      </w:pPr>
-      <w:r>
-        <w:t>Im Gespräch mit Leonie Rottkamp, Bertram Kiendl und Jasper Rodenwald wurde deutlich, dass die Produktlinie nicht mit einer einzigen rechtlichen Schublade erfasst werden kann. Die Vellbruck Robotics GmbH liefert Hardware, Steuerungssoftware, Cloudfunktionen, Wartung und gelegentlich eine kundenspezifische Parametrisierung. Beim Betreiber Münchner Feinlogistik GmbH wurden Schutzfelder verändert, ohne dass klar ist, ob dies vom Admin-Panel gedeckt oder nur technisch möglich war. Der Pflegepilot im St.-Ludgerus-Klinikum München-Sendling verschärft die Lage, weil dort Sensorik, vulnerable Personen und medizinische Nähe zusammentreffen.</w:t>
-      </w:r>
-    </w:p>
-    <w:p>
-      <w:pPr>
-        <w:jc w:val="left"/>
-      </w:pPr>
-      <w:r>
-        <w:t>Für die anwaltliche Bearbeitung sollte zu diesem Punkt eine Belegspur angelegt werden: Dokument, Version, Datum, Verfasser, technische Quelle, rechtliche Relevanz und offene Rückfrage. Besonders gefährlich sind Formulierungen wie „selbstlernend“, „voll autonom“, „MDR-ready“, „sicher ohne Schutzzaun“ oder „keine personenbezogenen Daten“, wenn die technische Dokumentation das nicht trägt.</w:t>
+        <w:t>Die Geheimnisdarlegung wird je Datenkategorie vorbereitet; die Trennlinie dokumentiert die Kanzlei, damit die Herausgabe nicht als selektiv angreifbar ist.</w:t>
       </w:r>
     </w:p>
     <w:p>
@@ -352,7 +177,7 @@
         <w:pStyle w:val="ListBullet"/>
       </w:pPr>
       <w:r>
-        <w:t>Welche Firmware war am Unfalltag tatsächlich aktiv?</w:t>
+        <w:t>Welche Datenkategorien verlangt der Betreiber genau?</w:t>
       </w:r>
     </w:p>
     <w:p>
@@ -360,7 +185,7 @@
         <w:pStyle w:val="ListBullet"/>
       </w:pPr>
       <w:r>
-        <w:t>Welche Zweckbestimmung steht in der final ausgelieferten Anleitung?</w:t>
+        <w:t>Ist die Herausgabe der Konfigurationshistorie des remote-admin-Kontos geschuldet?</w:t>
       </w:r>
     </w:p>
     <w:p>
@@ -368,23 +193,7 @@
         <w:pStyle w:val="ListBullet"/>
       </w:pPr>
       <w:r>
-        <w:t>Welche Schutzfeldänderungen waren technisch möglich und vertraglich erlaubt?</w:t>
-      </w:r>
-    </w:p>
-    <w:p>
-      <w:pPr>
-        <w:pStyle w:val="ListBullet"/>
-      </w:pPr>
-      <w:r>
-        <w:t>Welche personenbezogenen Daten werden lokal, in der Cloud und in Supporttickets verarbeitet?</w:t>
-      </w:r>
-    </w:p>
-    <w:p>
-      <w:pPr>
-        <w:pStyle w:val="ListBullet"/>
-      </w:pPr>
-      <w:r>
-        <w:t>Welche Aussagen wurden gegenüber Kunden, Behörde und Versicherer bereits gemacht?</w:t>
+        <w:t>Welche Formate gelten als gängig im Sinne des Zugangsanspruchs?</w:t>
       </w:r>
     </w:p>
     <w:sectPr>
